--- a/backend-exhibits/Dropbox to OneDrive Standard Plan - Standard Not Include.docx
+++ b/backend-exhibits/Dropbox to OneDrive Standard Plan - Standard Not Include.docx
@@ -51,7 +51,7 @@
                 <w:b/>
                 <w:sz w:val="21"/>
               </w:rPr>
-              <w:t xml:space="preserve">Out of scope Features for Standard </w:t>
+              <w:t xml:space="preserve">Out of scope Features for Basic </w:t>
             </w:r>
             <w:proofErr w:type="gramStart"/>
             <w:r>
@@ -234,7 +234,7 @@
                 <w:rFonts w:ascii="Arial" w:eastAsia="Arial" w:hAnsi="Arial" w:cs="Arial"/>
                 <w:sz w:val="21"/>
               </w:rPr>
-              <w:t>In the standard plan we are not providing unlimited delta</w:t>
+              <w:t>In the basic plan we are not providing unlimited delta</w:t>
             </w:r>
           </w:p>
         </w:tc>

--- a/backend-exhibits/Dropbox to OneDrive Standard Plan - Standard Not Include.docx
+++ b/backend-exhibits/Dropbox to OneDrive Standard Plan - Standard Not Include.docx
@@ -47,7 +47,7 @@
             </w:pPr>
             <w:r>
               <w:rPr>
-                <w:rFonts w:ascii="Arial" w:eastAsia="Arial" w:hAnsi="Arial" w:cs="Arial"/>
+                <w:rFonts w:ascii="Arial" w:hAnsi="Arial" w:cs="Arial" w:eastAsia="Arial"/>
                 <w:b/>
                 <w:sz w:val="21"/>
               </w:rPr>
@@ -56,7 +56,7 @@
             <w:proofErr w:type="gramStart"/>
             <w:r>
               <w:rPr>
-                <w:rFonts w:ascii="Arial" w:eastAsia="Arial" w:hAnsi="Arial" w:cs="Arial"/>
+                <w:rFonts w:ascii="Arial" w:hAnsi="Arial" w:cs="Arial" w:eastAsia="Arial"/>
                 <w:b/>
                 <w:sz w:val="21"/>
               </w:rPr>
@@ -65,7 +65,7 @@
             <w:proofErr w:type="gramEnd"/>
             <w:r>
               <w:rPr>
-                <w:rFonts w:ascii="Arial" w:eastAsia="Arial" w:hAnsi="Arial" w:cs="Arial"/>
+                <w:rFonts w:ascii="Arial" w:hAnsi="Arial" w:cs="Arial" w:eastAsia="Arial"/>
                 <w:b/>
                 <w:sz w:val="21"/>
               </w:rPr>
@@ -74,7 +74,7 @@
             <w:proofErr w:type="spellStart"/>
             <w:r>
               <w:rPr>
-                <w:rFonts w:ascii="Arial" w:eastAsia="Arial" w:hAnsi="Arial" w:cs="Arial"/>
+                <w:rFonts w:ascii="Arial" w:hAnsi="Arial" w:cs="Arial" w:eastAsia="Arial"/>
                 <w:b/>
                 <w:sz w:val="21"/>
               </w:rPr>
@@ -83,7 +83,7 @@
             <w:proofErr w:type="spellEnd"/>
             <w:r>
               <w:rPr>
-                <w:rFonts w:ascii="Arial" w:eastAsia="Arial" w:hAnsi="Arial" w:cs="Arial"/>
+                <w:rFonts w:ascii="Arial" w:hAnsi="Arial" w:cs="Arial" w:eastAsia="Arial"/>
                 <w:b/>
                 <w:sz w:val="21"/>
               </w:rPr>
@@ -112,7 +112,7 @@
             </w:pPr>
             <w:r>
               <w:rPr>
-                <w:rFonts w:ascii="Arial" w:eastAsia="Arial" w:hAnsi="Arial" w:cs="Arial"/>
+                <w:rFonts w:ascii="Arial" w:hAnsi="Arial" w:cs="Arial" w:eastAsia="Arial"/>
                 <w:b/>
                 <w:sz w:val="21"/>
               </w:rPr>
@@ -133,7 +133,7 @@
           <w:p>
             <w:r>
               <w:rPr>
-                <w:rFonts w:ascii="Arial" w:eastAsia="Arial" w:hAnsi="Arial" w:cs="Arial"/>
+                <w:rFonts w:ascii="Arial" w:hAnsi="Arial" w:cs="Arial" w:eastAsia="Arial"/>
                 <w:sz w:val="21"/>
               </w:rPr>
               <w:t>The system retains the addresses of links present within a file, which point to other files in the cloud. These links' addresses will be transformed into appropriate destination formats during Migration.</w:t>
@@ -161,7 +161,7 @@
             </w:pPr>
             <w:r>
               <w:rPr>
-                <w:rFonts w:ascii="Arial" w:eastAsia="Arial" w:hAnsi="Arial" w:cs="Arial"/>
+                <w:rFonts w:ascii="Arial" w:hAnsi="Arial" w:cs="Arial" w:eastAsia="Arial"/>
                 <w:b/>
                 <w:sz w:val="21"/>
               </w:rPr>
@@ -182,7 +182,7 @@
           <w:p>
             <w:r>
               <w:rPr>
-                <w:rFonts w:ascii="Arial" w:eastAsia="Arial" w:hAnsi="Arial" w:cs="Arial"/>
+                <w:rFonts w:ascii="Arial" w:hAnsi="Arial" w:cs="Arial" w:eastAsia="Arial"/>
                 <w:sz w:val="21"/>
               </w:rPr>
               <w:t>Dropbox Papers migration.</w:t>
@@ -210,7 +210,7 @@
             </w:pPr>
             <w:r>
               <w:rPr>
-                <w:rFonts w:ascii="Arial" w:eastAsia="Arial" w:hAnsi="Arial" w:cs="Arial"/>
+                <w:rFonts w:ascii="Arial" w:hAnsi="Arial" w:cs="Arial" w:eastAsia="Arial"/>
                 <w:b/>
                 <w:sz w:val="21"/>
               </w:rPr>
@@ -231,7 +231,7 @@
           <w:p>
             <w:r>
               <w:rPr>
-                <w:rFonts w:ascii="Arial" w:eastAsia="Arial" w:hAnsi="Arial" w:cs="Arial"/>
+                <w:rFonts w:ascii="Arial" w:hAnsi="Arial" w:cs="Arial" w:eastAsia="Arial"/>
                 <w:sz w:val="21"/>
               </w:rPr>
               <w:t>In the basic plan we are not providing unlimited delta</w:t>
@@ -259,7 +259,7 @@
             </w:pPr>
             <w:r>
               <w:rPr>
-                <w:rFonts w:ascii="Arial" w:eastAsia="Arial" w:hAnsi="Arial" w:cs="Arial"/>
+                <w:rFonts w:ascii="Arial" w:hAnsi="Arial" w:cs="Arial" w:eastAsia="Arial"/>
                 <w:b/>
                 <w:sz w:val="21"/>
               </w:rPr>
@@ -280,7 +280,7 @@
           <w:p>
             <w:r>
               <w:rPr>
-                <w:rFonts w:ascii="Arial" w:eastAsia="Arial" w:hAnsi="Arial" w:cs="Arial"/>
+                <w:rFonts w:ascii="Arial" w:hAnsi="Arial" w:cs="Arial" w:eastAsia="Arial"/>
                 <w:sz w:val="21"/>
               </w:rPr>
               <w:t>Migration of all file versions from source to destination.</w:t>
@@ -308,7 +308,7 @@
             </w:pPr>
             <w:r>
               <w:rPr>
-                <w:rFonts w:ascii="Arial" w:eastAsia="Arial" w:hAnsi="Arial" w:cs="Arial"/>
+                <w:rFonts w:ascii="Arial" w:hAnsi="Arial" w:cs="Arial" w:eastAsia="Arial"/>
                 <w:b/>
                 <w:sz w:val="21"/>
               </w:rPr>
@@ -329,7 +329,7 @@
           <w:p>
             <w:r>
               <w:rPr>
-                <w:rFonts w:ascii="Arial" w:eastAsia="Arial" w:hAnsi="Arial" w:cs="Arial"/>
+                <w:rFonts w:ascii="Arial" w:hAnsi="Arial" w:cs="Arial" w:eastAsia="Arial"/>
                 <w:sz w:val="21"/>
               </w:rPr>
               <w:t>Migration of selective versions of files from source to destination. If we opt for five, the last five versions will get migrates to the destination.</w:t>
@@ -357,7 +357,7 @@
             </w:pPr>
             <w:r>
               <w:rPr>
-                <w:rFonts w:ascii="Arial" w:eastAsia="Arial" w:hAnsi="Arial" w:cs="Arial"/>
+                <w:rFonts w:ascii="Arial" w:hAnsi="Arial" w:cs="Arial" w:eastAsia="Arial"/>
                 <w:b/>
                 <w:sz w:val="21"/>
               </w:rPr>
@@ -378,7 +378,7 @@
           <w:p>
             <w:r>
               <w:rPr>
-                <w:rFonts w:ascii="Arial" w:eastAsia="Arial" w:hAnsi="Arial" w:cs="Arial"/>
+                <w:rFonts w:ascii="Arial" w:hAnsi="Arial" w:cs="Arial" w:eastAsia="Arial"/>
                 <w:sz w:val="21"/>
               </w:rPr>
               <w:t>In Dropbox we can add tags on files, those tags will not Migrate.</w:t>
@@ -406,7 +406,7 @@
             </w:pPr>
             <w:r>
               <w:rPr>
-                <w:rFonts w:ascii="Arial" w:eastAsia="Arial" w:hAnsi="Arial" w:cs="Arial"/>
+                <w:rFonts w:ascii="Arial" w:hAnsi="Arial" w:cs="Arial" w:eastAsia="Arial"/>
                 <w:b/>
                 <w:sz w:val="21"/>
               </w:rPr>
@@ -427,7 +427,7 @@
           <w:p>
             <w:r>
               <w:rPr>
-                <w:rFonts w:ascii="Arial" w:eastAsia="Arial" w:hAnsi="Arial" w:cs="Arial"/>
+                <w:rFonts w:ascii="Arial" w:hAnsi="Arial" w:cs="Arial" w:eastAsia="Arial"/>
                 <w:sz w:val="21"/>
               </w:rPr>
               <w:t>In the Dropbox we can create web shortcuts. We are</w:t>
@@ -451,10 +451,10 @@
   <w:docDefaults>
     <w:rPrDefault>
       <w:rPr>
-        <w:rFonts w:asciiTheme="minorHAnsi" w:eastAsiaTheme="minorEastAsia" w:hAnsiTheme="minorHAnsi" w:cstheme="minorBidi"/>
+        <w:rFonts w:ascii="Arial" w:hAnsi="Arial" w:cs="Arial" w:eastAsia="Arial"/>
         <w:kern w:val="2"/>
-        <w:sz w:val="24"/>
-        <w:szCs w:val="24"/>
+        <w:sz w:val="21"/>
+        <w:szCs w:val="21"/>
         <w:lang w:val="en-IN" w:eastAsia="en-IN" w:bidi="ar-SA"/>
         <w14:ligatures w14:val="standardContextual"/>
       </w:rPr>
@@ -850,9 +850,9 @@
       <w:spacing w:line="259" w:lineRule="auto"/>
     </w:pPr>
     <w:rPr>
-      <w:rFonts w:ascii="Calibri" w:eastAsia="Calibri" w:hAnsi="Calibri" w:cs="Calibri"/>
+      <w:rFonts w:ascii="Arial" w:hAnsi="Arial" w:cs="Arial" w:eastAsia="Arial"/>
       <w:color w:val="000000"/>
-      <w:sz w:val="22"/>
+      <w:sz w:val="21"/>
     </w:rPr>
   </w:style>
   <w:style w:type="character" w:default="1" w:styleId="DefaultParagraphFont">
